--- a/public/templates/command-center/Aurixa_House_And_Land_Assessment_SAMPLE.docx
+++ b/public/templates/command-center/Aurixa_House_And_Land_Assessment_SAMPLE.docx
@@ -442,7 +442,7 @@
         <w:keepLines/>
         <w:pageBreakBefore w:val="0"/>
         <w:widowControl w:val="1"/>
-        <w:spacing w:before="0" w:after="0" w:line="160" w:lineRule="exact"/>
+        <w:spacing w:before="0" w:after="0" w:line="2494" w:lineRule="exact"/>
       </w:pPr>
       <w:r>
         <w:rPr>
@@ -497,7 +497,7 @@
           </w:tcPr>
           <w:p>
             <w:pPr>
-              <w:keepNext w:val="0"/>
+              <w:keepNext/>
               <w:keepLines/>
               <w:pageBreakBefore w:val="0"/>
               <w:widowControl w:val="1"/>
@@ -538,7 +538,7 @@
           </w:tcPr>
           <w:p>
             <w:pPr>
-              <w:keepNext w:val="0"/>
+              <w:keepNext/>
               <w:keepLines/>
               <w:pageBreakBefore w:val="0"/>
               <w:widowControl w:val="1"/>
@@ -577,7 +577,7 @@
           </w:tcPr>
           <w:p>
             <w:pPr>
-              <w:keepNext w:val="0"/>
+              <w:keepNext/>
               <w:keepLines/>
               <w:pageBreakBefore w:val="0"/>
               <w:widowControl w:val="1"/>
@@ -618,7 +618,7 @@
           </w:tcPr>
           <w:p>
             <w:pPr>
-              <w:keepNext w:val="0"/>
+              <w:keepNext/>
               <w:keepLines/>
               <w:pageBreakBefore w:val="0"/>
               <w:widowControl w:val="1"/>
@@ -663,7 +663,7 @@
           </w:tcPr>
           <w:p>
             <w:pPr>
-              <w:keepNext w:val="0"/>
+              <w:keepNext/>
               <w:keepLines/>
               <w:pageBreakBefore w:val="0"/>
               <w:widowControl w:val="1"/>
@@ -704,7 +704,7 @@
           </w:tcPr>
           <w:p>
             <w:pPr>
-              <w:keepNext w:val="0"/>
+              <w:keepNext/>
               <w:keepLines/>
               <w:pageBreakBefore w:val="0"/>
               <w:widowControl w:val="1"/>
@@ -743,7 +743,7 @@
           </w:tcPr>
           <w:p>
             <w:pPr>
-              <w:keepNext w:val="0"/>
+              <w:keepNext/>
               <w:keepLines/>
               <w:pageBreakBefore w:val="0"/>
               <w:widowControl w:val="1"/>
@@ -784,7 +784,7 @@
           </w:tcPr>
           <w:p>
             <w:pPr>
-              <w:keepNext w:val="0"/>
+              <w:keepNext/>
               <w:keepLines/>
               <w:pageBreakBefore w:val="0"/>
               <w:widowControl w:val="1"/>
@@ -975,13 +975,13 @@
       <w:pPr>
         <w:keepNext w:val="0"/>
         <w:keepLines/>
-        <w:pageBreakBefore w:val="0"/>
+        <w:pageBreakBefore w:val="1"/>
         <w:widowControl w:val="1"/>
-        <w:spacing w:before="0" w:after="0"/>
+        <w:spacing w:before="0" w:after="0" w:line="20" w:lineRule="exact"/>
+        <w:rPr>
+          <w:sz w:val="2"/>
+        </w:rPr>
       </w:pPr>
-      <w:r>
-        <w:br w:type="page"/>
-      </w:r>
     </w:p>
     <w:tbl>
       <w:tblPr>
@@ -1103,7 +1103,7 @@
     </w:tbl>
     <w:p>
       <w:pPr>
-        <w:keepNext w:val="0"/>
+        <w:keepNext w:val="1"/>
         <w:keepLines/>
         <w:pageBreakBefore w:val="0"/>
         <w:widowControl w:val="1"/>
@@ -1558,7 +1558,7 @@
     </w:tbl>
     <w:p>
       <w:pPr>
-        <w:keepNext w:val="0"/>
+        <w:keepNext w:val="1"/>
         <w:keepLines/>
         <w:pageBreakBefore w:val="0"/>
         <w:widowControl w:val="1"/>
@@ -1975,18 +1975,6 @@
         </w:tc>
       </w:tr>
     </w:tbl>
-    <w:p>
-      <w:pPr>
-        <w:keepNext w:val="0"/>
-        <w:keepLines/>
-        <w:pageBreakBefore w:val="0"/>
-        <w:widowControl w:val="1"/>
-        <w:spacing w:before="0" w:after="0"/>
-      </w:pPr>
-      <w:r>
-        <w:br w:type="page"/>
-      </w:r>
-    </w:p>
     <w:tbl>
       <w:tblPr>
         <w:tblW w:type="auto" w:w="0"/>
@@ -2107,7 +2095,7 @@
     </w:tbl>
     <w:p>
       <w:pPr>
-        <w:keepNext w:val="0"/>
+        <w:keepNext w:val="1"/>
         <w:keepLines/>
         <w:pageBreakBefore w:val="0"/>
         <w:widowControl w:val="1"/>
@@ -3172,7 +3160,7 @@
     </w:tbl>
     <w:p>
       <w:pPr>
-        <w:keepNext w:val="0"/>
+        <w:keepNext w:val="1"/>
         <w:keepLines/>
         <w:pageBreakBefore w:val="0"/>
         <w:widowControl w:val="1"/>
@@ -4245,7 +4233,7 @@
           </w:tcPr>
           <w:p>
             <w:pPr>
-              <w:keepNext w:val="0"/>
+              <w:keepNext/>
               <w:keepLines/>
               <w:pageBreakBefore w:val="0"/>
               <w:widowControl w:val="1"/>
@@ -4284,7 +4272,7 @@
           </w:tcPr>
           <w:p>
             <w:pPr>
-              <w:keepNext w:val="0"/>
+              <w:keepNext/>
               <w:keepLines/>
               <w:pageBreakBefore w:val="0"/>
               <w:widowControl w:val="1"/>
@@ -4323,7 +4311,7 @@
           </w:tcPr>
           <w:p>
             <w:pPr>
-              <w:keepNext w:val="0"/>
+              <w:keepNext/>
               <w:keepLines/>
               <w:pageBreakBefore w:val="0"/>
               <w:widowControl w:val="1"/>
@@ -4362,18 +4350,6 @@
           <w:u w:val="none"/>
         </w:rPr>
         <w:t>Provisional sums and prime cost items are estimates, not fixed prices. Together they represent $23,800 of open exposure.</w:t>
-      </w:r>
-    </w:p>
-    <w:p>
-      <w:pPr>
-        <w:keepNext w:val="0"/>
-        <w:keepLines/>
-        <w:pageBreakBefore w:val="0"/>
-        <w:widowControl w:val="1"/>
-        <w:spacing w:before="0" w:after="0"/>
-      </w:pPr>
-      <w:r>
-        <w:br w:type="page"/>
       </w:r>
     </w:p>
     <w:tbl>
@@ -4496,7 +4472,7 @@
     </w:tbl>
     <w:p>
       <w:pPr>
-        <w:keepNext w:val="0"/>
+        <w:keepNext w:val="1"/>
         <w:keepLines/>
         <w:pageBreakBefore w:val="0"/>
         <w:widowControl w:val="1"/>
@@ -6207,7 +6183,7 @@
           </w:tcPr>
           <w:p>
             <w:pPr>
-              <w:keepNext w:val="0"/>
+              <w:keepNext/>
               <w:keepLines/>
               <w:pageBreakBefore w:val="0"/>
               <w:widowControl w:val="1"/>
@@ -6246,7 +6222,7 @@
           </w:tcPr>
           <w:p>
             <w:pPr>
-              <w:keepNext w:val="0"/>
+              <w:keepNext/>
               <w:keepLines/>
               <w:pageBreakBefore w:val="0"/>
               <w:widowControl w:val="1"/>
@@ -6274,7 +6250,7 @@
           </w:tcPr>
           <w:p>
             <w:pPr>
-              <w:keepNext w:val="0"/>
+              <w:keepNext/>
               <w:keepLines/>
               <w:pageBreakBefore w:val="0"/>
               <w:widowControl w:val="1"/>
@@ -6302,7 +6278,7 @@
           </w:tcPr>
           <w:p>
             <w:pPr>
-              <w:keepNext w:val="0"/>
+              <w:keepNext/>
               <w:keepLines/>
               <w:pageBreakBefore w:val="0"/>
               <w:widowControl w:val="1"/>
@@ -6342,7 +6318,7 @@
           </w:tcPr>
           <w:p>
             <w:pPr>
-              <w:keepNext w:val="0"/>
+              <w:keepNext/>
               <w:keepLines/>
               <w:pageBreakBefore w:val="0"/>
               <w:widowControl w:val="1"/>
@@ -6506,7 +6482,7 @@
     </w:tbl>
     <w:p>
       <w:pPr>
-        <w:keepNext w:val="0"/>
+        <w:keepNext w:val="1"/>
         <w:keepLines/>
         <w:pageBreakBefore w:val="0"/>
         <w:widowControl w:val="1"/>
@@ -7318,18 +7294,6 @@
         </w:tc>
       </w:tr>
     </w:tbl>
-    <w:p>
-      <w:pPr>
-        <w:keepNext w:val="0"/>
-        <w:keepLines/>
-        <w:pageBreakBefore w:val="0"/>
-        <w:widowControl w:val="1"/>
-        <w:spacing w:before="0" w:after="0"/>
-      </w:pPr>
-      <w:r>
-        <w:br w:type="page"/>
-      </w:r>
-    </w:p>
     <w:tbl>
       <w:tblPr>
         <w:tblW w:type="auto" w:w="0"/>
@@ -7450,7 +7414,7 @@
     </w:tbl>
     <w:p>
       <w:pPr>
-        <w:keepNext w:val="0"/>
+        <w:keepNext w:val="1"/>
         <w:keepLines/>
         <w:pageBreakBefore w:val="0"/>
         <w:widowControl w:val="1"/>
@@ -9976,7 +9940,7 @@
     </w:tbl>
     <w:p>
       <w:pPr>
-        <w:keepNext w:val="0"/>
+        <w:keepNext w:val="1"/>
         <w:keepLines/>
         <w:pageBreakBefore w:val="0"/>
         <w:widowControl w:val="1"/>
@@ -10782,7 +10746,7 @@
     </w:tbl>
     <w:p>
       <w:pPr>
-        <w:keepNext w:val="0"/>
+        <w:keepNext w:val="1"/>
         <w:keepLines/>
         <w:pageBreakBefore w:val="0"/>
         <w:widowControl w:val="1"/>
@@ -11096,13 +11060,13 @@
       <w:pPr>
         <w:keepNext w:val="0"/>
         <w:keepLines/>
-        <w:pageBreakBefore w:val="0"/>
+        <w:pageBreakBefore w:val="1"/>
         <w:widowControl w:val="1"/>
-        <w:spacing w:before="0" w:after="0"/>
+        <w:spacing w:before="0" w:after="0" w:line="20" w:lineRule="exact"/>
+        <w:rPr>
+          <w:sz w:val="2"/>
+        </w:rPr>
       </w:pPr>
-      <w:r>
-        <w:br w:type="page"/>
-      </w:r>
     </w:p>
     <w:tbl>
       <w:tblPr>
@@ -11213,7 +11177,7 @@
     </w:tbl>
     <w:p>
       <w:pPr>
-        <w:keepNext w:val="0"/>
+        <w:keepNext w:val="1"/>
         <w:keepLines/>
         <w:pageBreakBefore w:val="0"/>
         <w:widowControl w:val="1"/>
